--- a/PART_6_DOCUMENTATION.docx
+++ b/PART_6_DOCUMENTATION.docx
@@ -4230,7 +4230,7 @@
           <w:color w:val="000000"/>
           <w:sz w:val="24"/>
         </w:rPr>
-        <w:t>GitHub Repository Link: https://github.com/your-username/portfolio-laravel</w:t>
+        <w:t>GitHub Repository Link: https://github.com/Joshh181/portfolio-laravel</w:t>
       </w:r>
     </w:p>
     <w:p>
